--- a/templates/xray_base.docx
+++ b/templates/xray_base.docx
@@ -183,12 +183,17 @@
         <w:tc>
           <w:tcPr>
             <w:tcW w:type="dxa" w:w="8311"/>
-            <w:vAlign w:val="center"/>
+            <w:tcMar>
+              <w:top w:type="dxa" w:w="0"/>
+              <w:left w:type="dxa" w:w="0"/>
+              <w:bottom w:type="dxa" w:w="0"/>
+              <w:right w:type="dxa" w:w="0"/>
+            </w:tcMar>
           </w:tcPr>
           <w:p>
             <w:pPr>
               <w:spacing w:before="0" w:after="0"/>
-              <w:jc w:val="center"/>
+              <w:jc w:val="left"/>
             </w:pPr>
             <w:r>
               <w:rPr>
